--- a/tests/fixtures/cases/case61/input.docx
+++ b/tests/fixtures/cases/case61/input.docx
@@ -154,7 +154,7 @@
     <w:tbl>
       <w:tblPr>
         <w:tblStyle w:val="TableGrid"/>
-        <w:tblW w:type="auto" w:w="0"/>
+        <w:tblW w:type="dxa" w:w="8200"/>
         <w:tblLook w:firstColumn="1" w:firstRow="1" w:lastColumn="0" w:lastRow="0" w:noHBand="0" w:noVBand="1" w:val="04A0"/>
       </w:tblPr>
       <w:tblGrid>
@@ -302,7 +302,7 @@
     <w:tbl>
       <w:tblPr>
         <w:tblStyle w:val="TableGrid"/>
-        <w:tblW w:type="auto" w:w="0"/>
+        <w:tblW w:type="dxa" w:w="6450"/>
         <w:tblLook w:firstColumn="1" w:firstRow="1" w:lastColumn="0" w:lastRow="0" w:noHBand="0" w:noVBand="1" w:val="04A0"/>
       </w:tblPr>
       <w:tblGrid>
@@ -398,7 +398,7 @@
     <w:tbl>
       <w:tblPr>
         <w:tblStyle w:val="TableGrid"/>
-        <w:tblW w:type="auto" w:w="0"/>
+        <w:tblW w:type="dxa" w:w="11050"/>
         <w:tblLook w:firstColumn="1" w:firstRow="1" w:lastColumn="0" w:lastRow="0" w:noHBand="0" w:noVBand="1" w:val="04A0"/>
       </w:tblPr>
       <w:tblGrid>
